--- a/论文背诵版.docx
+++ b/论文背诵版.docx
@@ -296,17 +296,49 @@
           <w:szCs w:val="24"/>
           <w14:ligatures w14:val="none"/>
         </w:rPr>
-        <w:t>多个业务功能模块。本文以该平台为例，主要论述软件系统测试方法在项目中的具体应用与实践思考。在项目中，我针对系统空间计算复杂、多团队并行、评审期集中访问等特点，通过代码走查与质量门禁开展静态测试，将低级缺陷拦截在运行之前；通过自上而下的功能分解、等价类划分及边界值分析完成动态功能测试；通过分层协作与流水线集成实现传统手工测试与自动化测试的融合（并探索大语言模型辅助生成用例）；通过阶梯式加压、算法优化与服务器扩容完成压力与并发测试（并运用模拟服务与契约机制保障微服务协同）。通过以上测试方法的综合运用，大大提升了系统的准确性与稳定性，最终项目于</w:t>
-      </w:r>
-      <w:r>
-        <w:rPr>
-          <w:rFonts w:ascii="Arial" w:eastAsia="宋体" w:hAnsi="Arial" w:cs="Arial"/>
-          <w:kern w:val="0"/>
-          <w:sz w:val="24"/>
-          <w:szCs w:val="24"/>
-          <w14:ligatures w14:val="none"/>
-        </w:rPr>
-        <w:t>2025</w:t>
+        <w:t>多个业务功能模块。本文以该平台为例，主要论述软件系统测试方法在项目中的具体应用与实践思考。在项目中，我针对系统空间计算复杂、多团队并行、评审期集中访问等特点，通过代码走查与质量门禁开展静态测试，将低级缺陷拦截在运行之前；通过自上而下的功能分解、等价类划分及边界值分析完成动态功能测试；通过分层协作与流水线集成实现传统手工测试与自动化测试的融合（并探索大语言模型辅助生成用例）；通过阶梯式加压、算法优化与服务器扩容完成压力与并发测试（并运用模拟服务与契约机制保障微服务协同）。通过以上测试方法的综合运用，大大提升了系统的准确性与稳定性，</w:t>
+      </w:r>
+      <w:proofErr w:type="gramStart"/>
+      <w:r>
+        <w:rPr>
+          <w:rFonts w:ascii="Arial" w:eastAsia="宋体" w:hAnsi="Arial" w:cs="Arial"/>
+          <w:kern w:val="0"/>
+          <w:sz w:val="24"/>
+          <w:szCs w:val="24"/>
+          <w14:ligatures w14:val="none"/>
+        </w:rPr>
+        <w:t>最终项目</w:t>
+      </w:r>
+      <w:proofErr w:type="gramEnd"/>
+      <w:r>
+        <w:rPr>
+          <w:rFonts w:ascii="Arial" w:eastAsia="宋体" w:hAnsi="Arial" w:cs="Arial"/>
+          <w:kern w:val="0"/>
+          <w:sz w:val="24"/>
+          <w:szCs w:val="24"/>
+          <w14:ligatures w14:val="none"/>
+        </w:rPr>
+        <w:t>于</w:t>
+      </w:r>
+      <w:r>
+        <w:rPr>
+          <w:rFonts w:ascii="Arial" w:eastAsia="宋体" w:hAnsi="Arial" w:cs="Arial"/>
+          <w:kern w:val="0"/>
+          <w:sz w:val="24"/>
+          <w:szCs w:val="24"/>
+          <w14:ligatures w14:val="none"/>
+        </w:rPr>
+        <w:t>202</w:t>
+      </w:r>
+      <w:r>
+        <w:rPr>
+          <w:rFonts w:ascii="Arial" w:eastAsia="宋体" w:hAnsi="Arial" w:cs="Arial" w:hint="eastAsia"/>
+          <w:kern w:val="0"/>
+          <w:sz w:val="24"/>
+          <w:szCs w:val="24"/>
+          <w14:ligatures w14:val="none"/>
+        </w:rPr>
+        <w:t>6</w:t>
       </w:r>
       <w:r>
         <w:rPr>
@@ -320,13 +352,13 @@
       </w:r>
       <w:r>
         <w:rPr>
-          <w:rFonts w:ascii="Arial" w:eastAsia="宋体" w:hAnsi="Arial" w:cs="Arial"/>
-          <w:kern w:val="0"/>
-          <w:sz w:val="24"/>
-          <w:szCs w:val="24"/>
-          <w14:ligatures w14:val="none"/>
-        </w:rPr>
-        <w:t>12</w:t>
+          <w:rFonts w:ascii="Arial" w:eastAsia="宋体" w:hAnsi="Arial" w:cs="Arial" w:hint="eastAsia"/>
+          <w:kern w:val="0"/>
+          <w:sz w:val="24"/>
+          <w:szCs w:val="24"/>
+          <w14:ligatures w14:val="none"/>
+        </w:rPr>
+        <w:t>3</w:t>
       </w:r>
       <w:r>
         <w:rPr>
@@ -346,71 +378,27 @@
           <w:szCs w:val="24"/>
           <w14:ligatures w14:val="none"/>
         </w:rPr>
-        <w:t xml:space="preserve"> </w:t>
-      </w:r>
-      <w:proofErr w:type="gramStart"/>
-      <w:r>
-        <w:rPr>
-          <w:rFonts w:ascii="Arial" w:eastAsia="宋体" w:hAnsi="Arial" w:cs="Arial"/>
-          <w:kern w:val="0"/>
-          <w:sz w:val="24"/>
-          <w:szCs w:val="24"/>
-          <w14:ligatures w14:val="none"/>
-        </w:rPr>
-        <w:t>(</w:t>
-      </w:r>
-      <w:r>
-        <w:rPr>
-          <w:rFonts w:ascii="Arial" w:eastAsia="宋体" w:hAnsi="Arial" w:cs="Arial"/>
-          <w:kern w:val="0"/>
-          <w:sz w:val="24"/>
-          <w:szCs w:val="24"/>
-          <w14:ligatures w14:val="none"/>
-        </w:rPr>
-        <w:t>注</w:t>
-      </w:r>
-      <w:proofErr w:type="gramEnd"/>
-      <w:r>
-        <w:rPr>
-          <w:rFonts w:ascii="Arial" w:eastAsia="宋体" w:hAnsi="Arial" w:cs="Arial"/>
-          <w:kern w:val="0"/>
-          <w:sz w:val="24"/>
-          <w:szCs w:val="24"/>
-          <w14:ligatures w14:val="none"/>
-        </w:rPr>
-        <w:t>：括号内为选配句，考场根据具体题目保留对应分论点词句</w:t>
-      </w:r>
-      <w:proofErr w:type="gramStart"/>
-      <w:r>
-        <w:rPr>
-          <w:rFonts w:ascii="Arial" w:eastAsia="宋体" w:hAnsi="Arial" w:cs="Arial"/>
-          <w:kern w:val="0"/>
-          <w:sz w:val="24"/>
-          <w:szCs w:val="24"/>
-          <w14:ligatures w14:val="none"/>
-        </w:rPr>
-        <w:t>即可</w:t>
-      </w:r>
-      <w:r>
-        <w:rPr>
-          <w:rFonts w:ascii="Arial" w:eastAsia="宋体" w:hAnsi="Arial" w:cs="Arial"/>
-          <w:kern w:val="0"/>
-          <w:sz w:val="24"/>
-          <w:szCs w:val="24"/>
-          <w14:ligatures w14:val="none"/>
-        </w:rPr>
-        <w:t>)</w:t>
-      </w:r>
-      <w:proofErr w:type="gramEnd"/>
-      <w:r>
-        <w:rPr>
-          <w:rFonts w:ascii="Arial" w:eastAsia="宋体" w:hAnsi="Arial" w:cs="Arial"/>
-          <w:kern w:val="0"/>
-          <w:sz w:val="24"/>
-          <w:szCs w:val="24"/>
-          <w14:ligatures w14:val="none"/>
-        </w:rPr>
-        <w:t xml:space="preserve"> </w:t>
+        <w:t xml:space="preserve"> (</w:t>
+      </w:r>
+      <w:r>
+        <w:rPr>
+          <w:rFonts w:ascii="Arial" w:eastAsia="宋体" w:hAnsi="Arial" w:cs="Arial"/>
+          <w:kern w:val="0"/>
+          <w:sz w:val="24"/>
+          <w:szCs w:val="24"/>
+          <w14:ligatures w14:val="none"/>
+        </w:rPr>
+        <w:t>注：括号内为选配句，考场根据具体题目保留对应分论点词句即可</w:t>
+      </w:r>
+      <w:r>
+        <w:rPr>
+          <w:rFonts w:ascii="Arial" w:eastAsia="宋体" w:hAnsi="Arial" w:cs="Arial"/>
+          <w:kern w:val="0"/>
+          <w:sz w:val="24"/>
+          <w:szCs w:val="24"/>
+          <w14:ligatures w14:val="none"/>
+        </w:rPr>
+        <w:t xml:space="preserve">) </w:t>
       </w:r>
     </w:p>
     <w:p>
@@ -7231,18 +7219,7 @@
           <w:szCs w:val="24"/>
           <w14:ligatures w14:val="none"/>
         </w:rPr>
-        <w:t>：程序员写代码最容易在大于</w:t>
-      </w:r>
-      <w:proofErr w:type="gramStart"/>
-      <w:r>
-        <w:rPr>
-          <w:rFonts w:ascii="Arial" w:eastAsia="宋体" w:hAnsi="Arial" w:cs="Arial"/>
-          <w:kern w:val="0"/>
-          <w:sz w:val="24"/>
-          <w:szCs w:val="24"/>
-          <w14:ligatures w14:val="none"/>
-        </w:rPr>
-        <w:t>号</w:t>
+        <w:t>：程序员写代码最容易在大于号</w:t>
       </w:r>
       <w:r>
         <w:rPr>
@@ -7254,7 +7231,6 @@
         </w:rPr>
         <w:t>&gt;</w:t>
       </w:r>
-      <w:proofErr w:type="gramEnd"/>
       <w:r>
         <w:rPr>
           <w:rFonts w:ascii="Arial" w:eastAsia="宋体" w:hAnsi="Arial" w:cs="Arial"/>
@@ -13012,6 +12988,7 @@
   <w:style w:type="character" w:default="1" w:styleId="a0">
     <w:name w:val="Default Paragraph Font"/>
     <w:uiPriority w:val="1"/>
+    <w:semiHidden/>
     <w:unhideWhenUsed/>
   </w:style>
   <w:style w:type="table" w:default="1" w:styleId="a1">

--- a/论文背诵版.docx
+++ b/论文背诵版.docx
@@ -132,6 +132,69 @@
         <w:widowControl/>
         <w:spacing w:after="100" w:afterAutospacing="1"/>
         <w:jc w:val="left"/>
+        <w:outlineLvl w:val="0"/>
+        <w:rPr>
+          <w:rFonts w:ascii="Arial" w:eastAsia="宋体" w:hAnsi="Arial" w:cs="Arial" w:hint="eastAsia"/>
+          <w:b/>
+          <w:bCs/>
+          <w:kern w:val="36"/>
+          <w:sz w:val="48"/>
+          <w:szCs w:val="48"/>
+          <w14:ligatures w14:val="none"/>
+        </w:rPr>
+      </w:pPr>
+      <w:r>
+        <w:rPr>
+          <w:rFonts w:ascii="Arial" w:eastAsia="宋体" w:hAnsi="Arial" w:cs="Arial"/>
+          <w:b/>
+          <w:bCs/>
+          <w:kern w:val="36"/>
+          <w:sz w:val="48"/>
+          <w:szCs w:val="48"/>
+          <w14:ligatures w14:val="none"/>
+        </w:rPr>
+        <w:drawing>
+          <wp:inline distT="0" distB="0" distL="0" distR="0" wp14:anchorId="19357061" wp14:editId="76A0D508">
+            <wp:extent cx="5274310" cy="2341880"/>
+            <wp:effectExtent l="0" t="0" r="0" b="0"/>
+            <wp:docPr id="686786055" name="图片 1"/>
+            <wp:cNvGraphicFramePr>
+              <a:graphicFrameLocks xmlns:a="http://schemas.openxmlformats.org/drawingml/2006/main" noChangeAspect="1"/>
+            </wp:cNvGraphicFramePr>
+            <a:graphic xmlns:a="http://schemas.openxmlformats.org/drawingml/2006/main">
+              <a:graphicData uri="http://schemas.openxmlformats.org/drawingml/2006/picture">
+                <pic:pic xmlns:pic="http://schemas.openxmlformats.org/drawingml/2006/picture">
+                  <pic:nvPicPr>
+                    <pic:cNvPr id="686786055" name=""/>
+                    <pic:cNvPicPr/>
+                  </pic:nvPicPr>
+                  <pic:blipFill>
+                    <a:blip r:embed="rId7"/>
+                    <a:stretch>
+                      <a:fillRect/>
+                    </a:stretch>
+                  </pic:blipFill>
+                  <pic:spPr>
+                    <a:xfrm>
+                      <a:off x="0" y="0"/>
+                      <a:ext cx="5274310" cy="2341880"/>
+                    </a:xfrm>
+                    <a:prstGeom prst="rect">
+                      <a:avLst/>
+                    </a:prstGeom>
+                  </pic:spPr>
+                </pic:pic>
+              </a:graphicData>
+            </a:graphic>
+          </wp:inline>
+        </w:drawing>
+      </w:r>
+    </w:p>
+    <w:p>
+      <w:pPr>
+        <w:widowControl/>
+        <w:spacing w:after="100" w:afterAutospacing="1"/>
+        <w:jc w:val="left"/>
         <w:outlineLvl w:val="1"/>
         <w:rPr>
           <w:rFonts w:ascii="Arial" w:eastAsia="宋体" w:hAnsi="Arial" w:cs="Arial"/>
@@ -296,29 +359,7 @@
           <w:szCs w:val="24"/>
           <w14:ligatures w14:val="none"/>
         </w:rPr>
-        <w:t>多个业务功能模块。本文以该平台为例，主要论述软件系统测试方法在项目中的具体应用与实践思考。在项目中，我针对系统空间计算复杂、多团队并行、评审期集中访问等特点，通过代码走查与质量门禁开展静态测试，将低级缺陷拦截在运行之前；通过自上而下的功能分解、等价类划分及边界值分析完成动态功能测试；通过分层协作与流水线集成实现传统手工测试与自动化测试的融合（并探索大语言模型辅助生成用例）；通过阶梯式加压、算法优化与服务器扩容完成压力与并发测试（并运用模拟服务与契约机制保障微服务协同）。通过以上测试方法的综合运用，大大提升了系统的准确性与稳定性，</w:t>
-      </w:r>
-      <w:proofErr w:type="gramStart"/>
-      <w:r>
-        <w:rPr>
-          <w:rFonts w:ascii="Arial" w:eastAsia="宋体" w:hAnsi="Arial" w:cs="Arial"/>
-          <w:kern w:val="0"/>
-          <w:sz w:val="24"/>
-          <w:szCs w:val="24"/>
-          <w14:ligatures w14:val="none"/>
-        </w:rPr>
-        <w:t>最终项目</w:t>
-      </w:r>
-      <w:proofErr w:type="gramEnd"/>
-      <w:r>
-        <w:rPr>
-          <w:rFonts w:ascii="Arial" w:eastAsia="宋体" w:hAnsi="Arial" w:cs="Arial"/>
-          <w:kern w:val="0"/>
-          <w:sz w:val="24"/>
-          <w:szCs w:val="24"/>
-          <w14:ligatures w14:val="none"/>
-        </w:rPr>
-        <w:t>于</w:t>
+        <w:t>多个业务功能模块。本文以该平台为例，主要论述软件系统测试方法在项目中的具体应用与实践思考。在项目中，我针对系统空间计算复杂、多团队并行、评审期集中访问等特点，通过代码走查与质量门禁开展静态测试，将低级缺陷拦截在运行之前；通过自上而下的功能分解、等价类划分及边界值分析完成动态功能测试；通过分层协作与流水线集成实现传统手工测试与自动化测试的融合（并探索大语言模型辅助生成用例）；通过阶梯式加压、算法优化与服务器扩容完成压力与并发测试（并运用模拟服务与契约机制保障微服务协同）。通过以上测试方法的综合运用，大大提升了系统的准确性与稳定性，最终项目于</w:t>
       </w:r>
       <w:r>
         <w:rPr>
@@ -528,6 +569,7 @@
           <w:szCs w:val="24"/>
           <w14:ligatures w14:val="none"/>
         </w:rPr>
+        <w:lastRenderedPageBreak/>
         <w:t>随着国家</w:t>
       </w:r>
       <w:r>
@@ -822,18 +864,7 @@
           <w:szCs w:val="24"/>
           <w14:ligatures w14:val="none"/>
         </w:rPr>
-        <w:t>人，其余为运维及管理人员）。我有幸作为该项目的系统分析师并兼任质量负责人，全程主持了项目的需求调研分析、系统架构设计以及测试策略制定工作。该系统以变电站选址全生命周期为主线，涵盖了基础地理数据管理、生态红线避让、智能选址寻优、土石方挖填估算、</w:t>
-      </w:r>
-      <w:r>
-        <w:rPr>
-          <w:rFonts w:ascii="Arial" w:eastAsia="宋体" w:hAnsi="Arial" w:cs="Arial"/>
-          <w:kern w:val="0"/>
-          <w:sz w:val="24"/>
-          <w:szCs w:val="24"/>
-          <w14:ligatures w14:val="none"/>
-        </w:rPr>
-        <w:lastRenderedPageBreak/>
-        <w:t>多方案综合比选、专家评审决策等</w:t>
+        <w:t>人，其余为运维及管理人员）。我有幸作为该项目的系统分析师并兼任质量负责人，全程主持了项目的需求调研分析、系统架构设计以及测试策略制定工作。该系统以变电站选址全生命周期为主线，涵盖了基础地理数据管理、生态红线避让、智能选址寻优、土石方挖填估算、多方案综合比选、专家评审决策等</w:t>
       </w:r>
       <w:r>
         <w:rPr>
@@ -1250,6 +1281,7 @@
           <w:szCs w:val="24"/>
           <w14:ligatures w14:val="none"/>
         </w:rPr>
+        <w:lastRenderedPageBreak/>
         <w:t>同时，我也清醒地认识到，机器工具看不懂电力选址的业务逻辑，人工代码审查依然不可替代，但又极易流于形式。针对这一痛点，我没有搞全员全量审查，而是抓大放小：针对选址约束过滤、权限管控等核心代码，由我亲自拟定《核心业务代码走查表》，规定单次评审代码量控制在</w:t>
       </w:r>
       <w:r>
@@ -1545,7 +1577,6 @@
           <w:szCs w:val="24"/>
           <w14:ligatures w14:val="none"/>
         </w:rPr>
-        <w:lastRenderedPageBreak/>
         <w:t>其次，系统的动态功能测试。静态测试虽然保证了代码写得规范，但程序真正跑起来后，</w:t>
       </w:r>
       <w:r>
@@ -2068,7 +2099,18 @@
           <w:szCs w:val="24"/>
           <w14:ligatures w14:val="none"/>
         </w:rPr>
-        <w:t>。这段代码语法规范、结构清晰，此前的静态测试完全没有报错；我随即组织开发与算法人员进行动态调试追踪，最终发现是因为系统导入的地图采用了互联网通用的平面投影，在高纬度地区存在面积拉伸变形，而程序员直接按平面公式计算导致了失真。我们立即改用基于地球椭球面的真实测地线面积算法，并将该标准地块固化为必测用例，彻底解决了计算失真问题。整个动态测试阶段共发现并修复缺陷</w:t>
+        <w:t>。这段代码语法规范、结构清晰，此前的静态测试完全没有报错；我随即组织开发与算法人员进行动态调试追踪，最终发现是因为系统导入的地图采用了互联网通用的平面投影，在高纬度地区存在面积拉伸变形，而程序员直接按平面公式计算导致了失真。我们立即改用基于地球椭球面的真实测地线</w:t>
+      </w:r>
+      <w:r>
+        <w:rPr>
+          <w:rFonts w:ascii="Arial" w:eastAsia="宋体" w:hAnsi="Arial" w:cs="Arial"/>
+          <w:kern w:val="0"/>
+          <w:sz w:val="24"/>
+          <w:szCs w:val="24"/>
+          <w14:ligatures w14:val="none"/>
+        </w:rPr>
+        <w:lastRenderedPageBreak/>
+        <w:t>面积算法，并将该标准地块固化为必测用例，彻底解决了计算失真问题。整个动态测试阶段共发现并修复缺陷</w:t>
       </w:r>
       <w:r>
         <w:rPr>
@@ -2423,18 +2465,7 @@
           <w:szCs w:val="24"/>
           <w14:ligatures w14:val="none"/>
         </w:rPr>
-        <w:t>，必须靠动态测试运行比对才能暴露。第二，介入时机与修复成本不同：静态测试在编码阶段就能低成本秒级纠偏，而动态测试往往要等系统部署后跨模块排查，修复代价高得多。第三，覆盖面与准确性不同：静态</w:t>
-      </w:r>
-      <w:r>
-        <w:rPr>
-          <w:rFonts w:ascii="Arial" w:eastAsia="宋体" w:hAnsi="Arial" w:cs="Arial"/>
-          <w:kern w:val="0"/>
-          <w:sz w:val="24"/>
-          <w:szCs w:val="24"/>
-          <w14:ligatures w14:val="none"/>
-        </w:rPr>
-        <w:lastRenderedPageBreak/>
-        <w:t>测试能扫到平时极少触发的异常代码分支，但存在一定误报需人工甄别；动态测试虽只能测到用例走过的路径，但只要报错就一抓一个准。因此，我在项目中坚持</w:t>
+        <w:t>，必须靠动态测试运行比对才能暴露。第二，介入时机与修复成本不同：静态测试在编码阶段就能低成本秒级纠偏，而动态测试往往要等系统部署后跨模块排查，修复代价高得多。第三，覆盖面与准确性不同：静态测试能扫到平时极少触发的异常代码分支，但存在一定误报需人工甄别；动态测试虽只能测到用例走过的路径，但只要报错就一抓一个准。因此，我在项目中坚持</w:t>
       </w:r>
       <w:r>
         <w:rPr>
@@ -3257,7 +3288,18 @@
           <w:szCs w:val="24"/>
           <w14:ligatures w14:val="none"/>
         </w:rPr>
-        <w:t>。针对前端页面微调按钮位置就容易导致界面自动化脚本大面积报错的痛点，我们引入了多属性智能定位与自动修复机制，让脚本能根据按钮文字和相对位置自动适应微调，脚本维护工作量减少了一半。通过这套融合机制，每次全量回归测试的时间由原来的</w:t>
+        <w:t>。针对前端页面微调按钮位置就容易导致界面自动化脚本大面积报错的痛点，我们引入了多属性智能定位与自动修复机制，让脚本能根</w:t>
+      </w:r>
+      <w:r>
+        <w:rPr>
+          <w:rFonts w:ascii="Arial" w:eastAsia="宋体" w:hAnsi="Arial" w:cs="Arial"/>
+          <w:kern w:val="0"/>
+          <w:sz w:val="24"/>
+          <w:szCs w:val="24"/>
+          <w14:ligatures w14:val="none"/>
+        </w:rPr>
+        <w:lastRenderedPageBreak/>
+        <w:t>据按钮文字和相对位置自动适应微调，脚本维护工作量减少了一半。通过这套融合机制，每次全量回归测试的时间由原来的</w:t>
       </w:r>
       <w:r>
         <w:rPr>
@@ -3530,7 +3572,6 @@
           <w:szCs w:val="24"/>
           <w14:ligatures w14:val="none"/>
         </w:rPr>
-        <w:lastRenderedPageBreak/>
         <w:t>我组织团队梳理了五个落地场景，并制定了包含</w:t>
       </w:r>
       <w:r>
@@ -4034,7 +4075,18 @@
           <w:szCs w:val="24"/>
           <w14:ligatures w14:val="none"/>
         </w:rPr>
-        <w:t>个地市的规划人员通过浏览器集中访问。平时大家分散使用问题不大，但在项目集中可研评审期，往往有上百名规划员和专家同时在线使用，频繁缩放地图并触发空间选址计算。如何保证系统在大量用户同时操作下响应正常，不会被使用人数的增多而拖垮？服务器到底能承受多大压力？进行有效的压力测试与并发测试是解决以上疑问的必要手段。</w:t>
+        <w:t>个地市的规划人员通过浏览器集中访问。平时大家分散使用问题不大，但在项目集中可研评审期，往往有上百名规划员和专家同时在线使用，</w:t>
+      </w:r>
+      <w:r>
+        <w:rPr>
+          <w:rFonts w:ascii="Arial" w:eastAsia="宋体" w:hAnsi="Arial" w:cs="Arial"/>
+          <w:kern w:val="0"/>
+          <w:sz w:val="24"/>
+          <w:szCs w:val="24"/>
+          <w14:ligatures w14:val="none"/>
+        </w:rPr>
+        <w:lastRenderedPageBreak/>
+        <w:t>频繁缩放地图并触发空间选址计算。如何保证系统在大量用户同时操作下响应正常，不会被使用人数的增多而拖垮？服务器到底能承受多大压力？进行有效的压力测试与并发测试是解决以上疑问的必要手段。</w:t>
       </w:r>
       <w:r>
         <w:rPr>
@@ -4402,18 +4454,7 @@
           <w:szCs w:val="24"/>
           <w14:ligatures w14:val="none"/>
         </w:rPr>
-        <w:t>人），实时观测</w:t>
-      </w:r>
-      <w:r>
-        <w:rPr>
-          <w:rFonts w:ascii="Arial" w:eastAsia="宋体" w:hAnsi="Arial" w:cs="Arial"/>
-          <w:kern w:val="0"/>
-          <w:sz w:val="24"/>
-          <w:szCs w:val="24"/>
-          <w14:ligatures w14:val="none"/>
-        </w:rPr>
-        <w:lastRenderedPageBreak/>
-        <w:t>并记录</w:t>
+        <w:t>人），实时观测并记录</w:t>
       </w:r>
       <w:r>
         <w:rPr>
@@ -5270,7 +5311,18 @@
           <w:szCs w:val="24"/>
           <w14:ligatures w14:val="none"/>
         </w:rPr>
-        <w:t>测试单个服务时，用虚拟服务代替还没写好的外部依赖服务，固定返回预设数据，让各开发小组实现了并行独立测试。第二，为了根治</w:t>
+        <w:t>测试单个服务</w:t>
+      </w:r>
+      <w:r>
+        <w:rPr>
+          <w:rFonts w:ascii="Arial" w:eastAsia="宋体" w:hAnsi="Arial" w:cs="Arial"/>
+          <w:kern w:val="0"/>
+          <w:sz w:val="24"/>
+          <w:szCs w:val="24"/>
+          <w14:ligatures w14:val="none"/>
+        </w:rPr>
+        <w:lastRenderedPageBreak/>
+        <w:t>时，用虚拟服务代替还没写好的外部依赖服务，固定返回预设数据，让各开发小组实现了并行独立测试。第二，为了根治</w:t>
       </w:r>
       <w:r>
         <w:rPr>
@@ -5601,7 +5653,6 @@
           <w:szCs w:val="24"/>
           <w14:ligatures w14:val="none"/>
         </w:rPr>
-        <w:lastRenderedPageBreak/>
         <w:t>整个变电工程智能选址平台历时</w:t>
       </w:r>
       <w:r>
@@ -6133,7 +6184,18 @@
           <w:szCs w:val="24"/>
           <w14:ligatures w14:val="none"/>
         </w:rPr>
-        <w:t>【考场标准答题块】</w:t>
+        <w:t>【考场</w:t>
+      </w:r>
+      <w:r>
+        <w:rPr>
+          <w:rFonts w:ascii="Arial" w:eastAsia="宋体" w:hAnsi="Arial" w:cs="Arial"/>
+          <w:kern w:val="0"/>
+          <w:sz w:val="24"/>
+          <w:szCs w:val="24"/>
+          <w14:ligatures w14:val="none"/>
+        </w:rPr>
+        <w:lastRenderedPageBreak/>
+        <w:t>标准答题块】</w:t>
       </w:r>
       <w:r>
         <w:rPr>
@@ -6527,7 +6589,6 @@
           <w:szCs w:val="24"/>
           <w14:ligatures w14:val="none"/>
         </w:rPr>
-        <w:lastRenderedPageBreak/>
         <w:t>静态测试是指不实际运行被测程序，通过人工检查（如代码走查、小组审查）或静态分析工具，对需求文档、设计文档及源代码进行扫描分析，从编码规范、程序结构（控制流与数据流）及代码质量度量（如圈复杂度、重复率）三个维度提前发现隐患的方法。动态测试则是通过实际运行被测程序，输入设计的测试用例数据，比对实际输出与预期结果的差异来验证功能与性能的方法；其按设计依据分为白盒测试（关注内部逻辑覆盖，如语句覆盖、分支覆盖）与黑盒测试（关注外部功能输入输出，如功能分解、等价类划分、边界值分析、场景法），按阶段分为单元、集成、系统与验收测试。</w:t>
       </w:r>
       <w:r>
@@ -7484,6 +7545,7 @@
           <w:szCs w:val="24"/>
           <w14:ligatures w14:val="none"/>
         </w:rPr>
+        <w:lastRenderedPageBreak/>
         <w:t>压力测试</w:t>
       </w:r>
       <w:r>
@@ -8003,7 +8065,6 @@
           <w:szCs w:val="24"/>
           <w14:ligatures w14:val="none"/>
         </w:rPr>
-        <w:lastRenderedPageBreak/>
         <w:t>幂等性</w:t>
       </w:r>
       <w:r>
@@ -9041,7 +9102,20 @@
                 <w:szCs w:val="24"/>
                 <w14:ligatures w14:val="none"/>
               </w:rPr>
-              <w:t>经典《论软件系统测试及其应用》</w:t>
+              <w:t>经典《论软件系</w:t>
+            </w:r>
+            <w:r>
+              <w:rPr>
+                <w:rFonts w:ascii="Arial" w:eastAsia="宋体" w:hAnsi="Arial" w:cs="Arial"/>
+                <w:b/>
+                <w:bCs/>
+                <w:kern w:val="0"/>
+                <w:sz w:val="24"/>
+                <w:szCs w:val="24"/>
+                <w14:ligatures w14:val="none"/>
+              </w:rPr>
+              <w:lastRenderedPageBreak/>
+              <w:t>统测试及其应用》</w:t>
             </w:r>
           </w:p>
           <w:p>
@@ -9131,6 +9205,7 @@
                 <w:szCs w:val="24"/>
                 <w14:ligatures w14:val="none"/>
               </w:rPr>
+              <w:lastRenderedPageBreak/>
               <w:t>M1</w:t>
             </w:r>
             <w:r>
@@ -9239,7 +9314,20 @@
                 <w:szCs w:val="24"/>
                 <w14:ligatures w14:val="none"/>
               </w:rPr>
-              <w:t>（动态功能测试：分解</w:t>
+              <w:t>（动态功能测</w:t>
+            </w:r>
+            <w:r>
+              <w:rPr>
+                <w:rFonts w:ascii="Arial" w:eastAsia="宋体" w:hAnsi="Arial" w:cs="Arial"/>
+                <w:b/>
+                <w:bCs/>
+                <w:kern w:val="0"/>
+                <w:sz w:val="24"/>
+                <w:szCs w:val="24"/>
+                <w14:ligatures w14:val="none"/>
+              </w:rPr>
+              <w:lastRenderedPageBreak/>
+              <w:t>试：分解</w:t>
             </w:r>
             <w:r>
               <w:rPr>
@@ -9432,6 +9520,7 @@
                 <w:szCs w:val="24"/>
                 <w14:ligatures w14:val="none"/>
               </w:rPr>
+              <w:lastRenderedPageBreak/>
               <w:t xml:space="preserve">2. </w:t>
             </w:r>
             <w:r>
@@ -10240,7 +10329,6 @@
                 <w:szCs w:val="24"/>
                 <w14:ligatures w14:val="none"/>
               </w:rPr>
-              <w:lastRenderedPageBreak/>
               <w:t xml:space="preserve">4. </w:t>
             </w:r>
             <w:r>
